--- a/word_reports/LP_0099_위치_333_Bucks Fizz_Bucks Fizz.docx
+++ b/word_reports/LP_0099_위치_333_Bucks Fizz_Bucks Fizz.docx
@@ -4,7 +4,7 @@
   <w:body>
     <w:p>
       <w:pPr>
-        <w:spacing w:after="280"/>
+        <w:spacing w:after="80"/>
       </w:pPr>
       <w:r>
         <w:rPr w:rFonts="맑은 고딕">
@@ -13,94 +13,47 @@
           <w:color w:val="1E3A8A"/>
           <w:sz w:val="30"/>
         </w:rPr>
-        <w:t>[333] Bucks Fizz - Bucks Fizz</w:t>
+        <w:t>Bucks Fizz (벅스 피즈) - Bucks Fizz</w:t>
       </w:r>
     </w:p>
     <w:p>
       <w:pPr>
-        <w:spacing w:after="320"/>
+        <w:spacing w:after="240"/>
       </w:pPr>
       <w:r>
         <w:rPr w:rFonts="맑은 고딕">
           <w:rFonts w:ascii="맑은 고딕" w:hAnsi="맑은 고딕" w:eastAsia="맑은 고딕"/>
           <w:b/>
-          <w:sz w:val="20"/>
+          <w:color w:val="4B5563"/>
+          <w:sz w:val="22"/>
         </w:rPr>
-        <w:t>■ 위치 : 333</w:t>
-        <w:br/>
-      </w:r>
-      <w:r>
-        <w:rPr w:rFonts="맑은 고딕">
-          <w:rFonts w:ascii="맑은 고딕" w:hAnsi="맑은 고딕" w:eastAsia="맑은 고딕"/>
-          <w:b/>
-          <w:sz w:val="20"/>
-        </w:rPr>
-        <w:t>■ 아티스트 : Bucks Fizz</w:t>
-        <w:br/>
-      </w:r>
-      <w:r>
-        <w:rPr w:rFonts="맑은 고딕">
-          <w:rFonts w:ascii="맑은 고딕" w:hAnsi="맑은 고딕" w:eastAsia="맑은 고딕"/>
-          <w:b/>
-          <w:sz w:val="20"/>
-        </w:rPr>
-        <w:t>■ 앨범명 : Bucks Fizz</w:t>
-        <w:br/>
-      </w:r>
-      <w:r>
-        <w:rPr w:rFonts="맑은 고딕">
-          <w:rFonts w:ascii="맑은 고딕" w:hAnsi="맑은 고딕" w:eastAsia="맑은 고딕"/>
-          <w:b w:val="0"/>
-          <w:sz w:val="20"/>
-        </w:rPr>
-        <w:t>■ 음반 레이블 : RCA</w:t>
-        <w:br/>
-      </w:r>
-      <w:r>
-        <w:rPr w:rFonts="맑은 고딕">
-          <w:rFonts w:ascii="맑은 고딕" w:hAnsi="맑은 고딕" w:eastAsia="맑은 고딕"/>
-          <w:b w:val="0"/>
-          <w:sz w:val="20"/>
-        </w:rPr>
-        <w:t>■ 발매년도 : 1981</w:t>
-        <w:br/>
-      </w:r>
-      <w:r>
-        <w:rPr w:rFonts="맑은 고딕">
-          <w:rFonts w:ascii="맑은 고딕" w:hAnsi="맑은 고딕" w:eastAsia="맑은 고딕"/>
-          <w:b w:val="0"/>
-          <w:sz w:val="20"/>
-        </w:rPr>
-        <w:t>■ 장르 : 팝, 유로팝 (Pop, Europop)</w:t>
-        <w:br/>
-      </w:r>
-      <w:r>
-        <w:rPr w:rFonts="맑은 고딕">
-          <w:rFonts w:ascii="맑은 고딕" w:hAnsi="맑은 고딕" w:eastAsia="맑은 고딕"/>
-          <w:b w:val="0"/>
-          <w:sz w:val="20"/>
-        </w:rPr>
-        <w:t>■ 주요 수록곡 : 1. Making Your Mind Up</w:t>
-        <w:br/>
+        <w:t>위치 :  333</w:t>
       </w:r>
     </w:p>
     <w:p>
       <w:pPr>
-        <w:spacing w:after="160"/>
+        <w:spacing w:line="324" w:lineRule="auto" w:before="80" w:after="160"/>
       </w:pPr>
       <w:r>
         <w:rPr w:rFonts="맑은 고딕">
           <w:rFonts w:ascii="맑은 고딕" w:hAnsi="맑은 고딕" w:eastAsia="맑은 고딕"/>
           <w:b/>
           <w:color w:val="1F2937"/>
-          <w:sz w:val="24"/>
+          <w:sz w:val="22"/>
         </w:rPr>
-        <w:t>■ 음반 해설 및 감상 가이드</w:t>
+        <w:t xml:space="preserve">[음반 소개] </w:t>
+      </w:r>
+      <w:r>
+        <w:rPr w:rFonts="맑은 고딕">
+          <w:rFonts w:ascii="맑은 고딕" w:hAnsi="맑은 고딕" w:eastAsia="맑은 고딕"/>
+          <w:b w:val="0"/>
+          <w:sz w:val="21"/>
+        </w:rPr>
       </w:r>
     </w:p>
     <w:p>
       <w:pPr>
-        <w:spacing w:line="312" w:lineRule="auto" w:after="120"/>
+        <w:spacing w:line="324" w:lineRule="auto" w:after="120"/>
       </w:pPr>
       <w:r>
         <w:rPr w:rFonts="맑은 고딕">
@@ -108,51 +61,516 @@
           <w:b w:val="0"/>
           <w:sz w:val="21"/>
         </w:rPr>
-        <w:t>1981년 유로비전 송 콘테스트에서 전 유럽을 사로잡으며 화려하게 등장한 영국의 4인조 혼성 팝 그룹 벅스 피즈(Bucks Fizz)의 동명 데뷔 앨범 《Bucks Fizz》입니다. 당시 '제2의 아바(ABBA)'라는 찬사를 받으며 신드롬을 일으킨 이들은, 이 음반을 통해 단순한 일회성 유로비전 우승팀이 아닌 80년대 브리티시 팝 신을 이끌어갈 강력한 메인스트림 아티스트임을 입증해 보였습니다. 밝고 세련된 유로팝 감성과 경쾌한 메인스트림 팝 사운드가 완벽하게 결합된 이 앨범은 80년대 초반 영미권 팝 음악의 청량한 에너지를 고스란히 담고 있습니다.</w:t>
+        <w:t>1980년대 초 찬란하게 피어오른 유러피언 팝의 정점에서 발표된 벅스 피즈의 셀프 타이틀 데뷔 음반은 청명한 보컬 하모니와 눈부신 멜로디의 미학을 고스란히 품고 있습니다. 1981년 유로비전 송 콘테스트 무대를 뒤흔들며 혜성처럼 등장한 네 명의 젊은이가 빚어낸 사운드는, 단순한 댄스 팝의 범주를 넘어 한 시대의 낭만과 역동성을 서정적으로 대변합니다. 정교한 프로덕션 아래 흐르는 청량한 어쿠스틱과 신시사이저의 조화는 듣는 이로 하여금 영원히 퇴색되지 않을 찬란한 젊음의 한순간으로 이끕니다. 턴테이블 위에서 회전하는 소릿골마다 아로새겨진 이들의 순수한 음악적 열정은 지금까지도 반짝이는 노스탤지어를 선사합니다.</w:t>
       </w:r>
     </w:p>
     <w:p>
       <w:pPr>
-        <w:spacing w:line="312" w:lineRule="auto" w:after="120"/>
+        <w:spacing w:line="324" w:lineRule="auto" w:before="200" w:after="80"/>
       </w:pPr>
+      <w:r>
+        <w:rPr w:rFonts="맑은 고딕">
+          <w:rFonts w:ascii="맑은 고딕" w:hAnsi="맑은 고딕" w:eastAsia="맑은 고딕"/>
+          <w:b/>
+          <w:color w:val="1E3A8A"/>
+          <w:sz w:val="24"/>
+        </w:rPr>
+        <w:t>1. 음반 데이터</w:t>
+      </w:r>
+    </w:p>
+    <w:p>
+      <w:pPr>
+        <w:spacing w:line="324" w:lineRule="auto" w:after="80"/>
+      </w:pPr>
+      <w:r>
+        <w:rPr w:rFonts="맑은 고딕">
+          <w:rFonts w:ascii="맑은 고딕" w:hAnsi="맑은 고딕" w:eastAsia="맑은 고딕"/>
+          <w:b w:val="0"/>
+          <w:color w:val="6B7280"/>
+          <w:sz w:val="21"/>
+        </w:rPr>
+        <w:t xml:space="preserve">· </w:t>
+      </w:r>
+      <w:r>
+        <w:rPr w:rFonts="맑은 고딕">
+          <w:rFonts w:ascii="맑은 고딕" w:hAnsi="맑은 고딕" w:eastAsia="맑은 고딕"/>
+          <w:b/>
+          <w:color w:val="1F2937"/>
+          <w:sz w:val="21"/>
+        </w:rPr>
+        <w:t xml:space="preserve">앨범명: </w:t>
+      </w:r>
       <w:r>
         <w:rPr w:rFonts="맑은 고딕">
           <w:rFonts w:ascii="맑은 고딕" w:hAnsi="맑은 고딕" w:eastAsia="맑은 고딕"/>
           <w:b w:val="0"/>
           <w:sz w:val="21"/>
         </w:rPr>
-        <w:t>본 작의 음악적 중심에는 전설적인 프로듀서 앤디 힐(Andy Hill)의 치밀하고 감각적인 프로듀싱이 자리하고 있습니다. 두 명의 여성 보컬(셰릴 베이커, 제이 애스턴)과 두 명의 남성 보컬(보비 지, 마이크 놀란)이 만들어내는 화려하고 입체적인 4부 화음은 음반 전체를 관통하는 가장 큰 매력 요소입니다. 정교하게 레이어드된 보컬 하모니는 당대 아날로그 신디사이저와 리드미컬한 기타 세션, 강렬한 브라스 사운드와 절묘한 조화를 이루며 청자에게 매혹적인 음향적 쾌감을 선사합니다.</w:t>
+        <w:t>Bucks Fizz</w:t>
       </w:r>
     </w:p>
     <w:p>
       <w:pPr>
-        <w:spacing w:line="312" w:lineRule="auto" w:after="120"/>
+        <w:spacing w:line="324" w:lineRule="auto" w:after="80"/>
       </w:pPr>
+      <w:r>
+        <w:rPr w:rFonts="맑은 고딕">
+          <w:rFonts w:ascii="맑은 고딕" w:hAnsi="맑은 고딕" w:eastAsia="맑은 고딕"/>
+          <w:b w:val="0"/>
+          <w:color w:val="6B7280"/>
+          <w:sz w:val="21"/>
+        </w:rPr>
+        <w:t xml:space="preserve">· </w:t>
+      </w:r>
+      <w:r>
+        <w:rPr w:rFonts="맑은 고딕">
+          <w:rFonts w:ascii="맑은 고딕" w:hAnsi="맑은 고딕" w:eastAsia="맑은 고딕"/>
+          <w:b/>
+          <w:color w:val="1F2937"/>
+          <w:sz w:val="21"/>
+        </w:rPr>
+        <w:t xml:space="preserve">아티스트: </w:t>
+      </w:r>
       <w:r>
         <w:rPr w:rFonts="맑은 고딕">
           <w:rFonts w:ascii="맑은 고딕" w:hAnsi="맑은 고딕" w:eastAsia="맑은 고딕"/>
           <w:b w:val="0"/>
           <w:sz w:val="21"/>
         </w:rPr>
-        <w:t>앨범을 대표하는 팝 역사의 명곡 「Making Your Mind Up」은 영국 싱글 차트 1위를 석권한 곡으로, 50년대 로큰롤의 클래식한 리듬에 80년대식 신나는 팝 감성을 더해 시대와 세대를 초월하는 생동감을 발산합니다. 이어지는 후속 싱글 「Piece of the Action」과 드라마틱한 전개가 돋보이는 「One of Those Nights」는 이들의 음악적 스펙트럼이 단순한 댄스 팝을 넘어 한층 깊이 있는 멜로디 라인과 서사성을 지니고 있음을 잘 보여줍니다. 또한 「Lady of the Night」이나 「Shine On」과 같은 수록곡들 역시 뛰어난 완성도로 음반의 전체적인 균형감을 더해줍니다.</w:t>
+        <w:t>Bucks Fizz (벅스 피즈)</w:t>
       </w:r>
     </w:p>
     <w:p>
       <w:pPr>
-        <w:spacing w:line="312" w:lineRule="auto" w:after="120"/>
+        <w:spacing w:line="324" w:lineRule="auto" w:after="80"/>
       </w:pPr>
+      <w:r>
+        <w:rPr w:rFonts="맑은 고딕">
+          <w:rFonts w:ascii="맑은 고딕" w:hAnsi="맑은 고딕" w:eastAsia="맑은 고딕"/>
+          <w:b w:val="0"/>
+          <w:color w:val="6B7280"/>
+          <w:sz w:val="21"/>
+        </w:rPr>
+        <w:t xml:space="preserve">· </w:t>
+      </w:r>
+      <w:r>
+        <w:rPr w:rFonts="맑은 고딕">
+          <w:rFonts w:ascii="맑은 고딕" w:hAnsi="맑은 고딕" w:eastAsia="맑은 고딕"/>
+          <w:b/>
+          <w:color w:val="1F2937"/>
+          <w:sz w:val="21"/>
+        </w:rPr>
+        <w:t xml:space="preserve">발매 정보: </w:t>
+      </w:r>
       <w:r>
         <w:rPr w:rFonts="맑은 고딕">
           <w:rFonts w:ascii="맑은 고딕" w:hAnsi="맑은 고딕" w:eastAsia="맑은 고딕"/>
           <w:b w:val="0"/>
           <w:sz w:val="21"/>
         </w:rPr>
-        <w:t>LP 음반으로 감상하는 《Bucks Fizz》는 80년대 초반 아날로그 녹음 특유의 따뜻하고 풍성한 질감을 직관적으로 느끼게 해줍니다. 화려한 화음의 텍스처와 반짝이는 영국의 팝 감성이 물리적 매체인 바이닐의 음골을 통해 재현될 때, 청자는 80년대 팝 음악의 Golden Era가 선사하는 순수한 즐거움과 찬란한 낭만에 깊이 몰입하게 될 것입니다.</w:t>
+        <w:t>1981년 7월 영국 RCA 레코드를 통해 발매된 벅스 피즈의 정규 1집 데뷔 앨범으로, 당대 최고의 팝 프로듀서 앤디 힐(Andy Hill)의 지휘 아래 세련된 브리티시 팝의 진수를 담아 기획·제작되었습니다.</w:t>
+      </w:r>
+    </w:p>
+    <w:p>
+      <w:pPr>
+        <w:spacing w:line="324" w:lineRule="auto" w:after="80"/>
+      </w:pPr>
+      <w:r>
+        <w:rPr w:rFonts="맑은 고딕">
+          <w:rFonts w:ascii="맑은 고딕" w:hAnsi="맑은 고딕" w:eastAsia="맑은 고딕"/>
+          <w:b w:val="0"/>
+          <w:color w:val="6B7280"/>
+          <w:sz w:val="21"/>
+        </w:rPr>
+        <w:t xml:space="preserve">· </w:t>
+      </w:r>
+      <w:r>
+        <w:rPr w:rFonts="맑은 고딕">
+          <w:rFonts w:ascii="맑은 고딕" w:hAnsi="맑은 고딕" w:eastAsia="맑은 고딕"/>
+          <w:b/>
+          <w:color w:val="1F2937"/>
+          <w:sz w:val="21"/>
+        </w:rPr>
+        <w:t xml:space="preserve">LP 인기도(판매량): </w:t>
+      </w:r>
+      <w:r>
+        <w:rPr w:rFonts="맑은 고딕">
+          <w:rFonts w:ascii="맑은 고딕" w:hAnsi="맑은 고딕" w:eastAsia="맑은 고딕"/>
+          <w:b w:val="0"/>
+          <w:sz w:val="21"/>
+        </w:rPr>
+        <w:t>발매 직후 영국 앨범 차트 14위에 올랐으며, 자국 내에서만 10만 장 이상의 판매고를 올려 영국음반산업협회(BPI) 골드 디스크를 획득하는 등 유럽 전역에서 대단한 상업적 성공을 거두었습니다.</w:t>
+      </w:r>
+    </w:p>
+    <w:p>
+      <w:pPr>
+        <w:spacing w:line="324" w:lineRule="auto" w:after="80"/>
+      </w:pPr>
+      <w:r>
+        <w:rPr w:rFonts="맑은 고딕">
+          <w:rFonts w:ascii="맑은 고딕" w:hAnsi="맑은 고딕" w:eastAsia="맑은 고딕"/>
+          <w:b w:val="0"/>
+          <w:color w:val="6B7280"/>
+          <w:sz w:val="21"/>
+        </w:rPr>
+        <w:t xml:space="preserve">· </w:t>
+      </w:r>
+      <w:r>
+        <w:rPr w:rFonts="맑은 고딕">
+          <w:rFonts w:ascii="맑은 고딕" w:hAnsi="맑은 고딕" w:eastAsia="맑은 고딕"/>
+          <w:b/>
+          <w:color w:val="1F2937"/>
+          <w:sz w:val="21"/>
+        </w:rPr>
+        <w:t xml:space="preserve">각종 수상경력: </w:t>
+      </w:r>
+      <w:r>
+        <w:rPr w:rFonts="맑은 고딕">
+          <w:rFonts w:ascii="맑은 고딕" w:hAnsi="맑은 고딕" w:eastAsia="맑은 고딕"/>
+          <w:b w:val="0"/>
+          <w:sz w:val="21"/>
+        </w:rPr>
+        <w:t>앨범의 리드 싱글 "Making Your Mind Up"이 1981년 유로비전 송 콘테스트에서 영예의 그랑프리(우승)를 차지하였으며, 유수의 유럽 팝 어워드에서 올해의 신인 그룹으로 집중 조명을 받았습니다.</w:t>
+      </w:r>
+    </w:p>
+    <w:p>
+      <w:pPr>
+        <w:spacing w:line="324" w:lineRule="auto" w:before="200" w:after="80"/>
+      </w:pPr>
+      <w:r>
+        <w:rPr w:rFonts="맑은 고딕">
+          <w:rFonts w:ascii="맑은 고딕" w:hAnsi="맑은 고딕" w:eastAsia="맑은 고딕"/>
+          <w:b/>
+          <w:color w:val="1E3A8A"/>
+          <w:sz w:val="24"/>
+        </w:rPr>
+        <w:t>2. 아티스트 정보</w:t>
+      </w:r>
+    </w:p>
+    <w:p>
+      <w:pPr>
+        <w:spacing w:line="324" w:lineRule="auto" w:after="80"/>
+      </w:pPr>
+      <w:r>
+        <w:rPr w:rFonts="맑은 고딕">
+          <w:rFonts w:ascii="맑은 고딕" w:hAnsi="맑은 고딕" w:eastAsia="맑은 고딕"/>
+          <w:b w:val="0"/>
+          <w:color w:val="6B7280"/>
+          <w:sz w:val="21"/>
+        </w:rPr>
+        <w:t xml:space="preserve">· </w:t>
+      </w:r>
+      <w:r>
+        <w:rPr w:rFonts="맑은 고딕">
+          <w:rFonts w:ascii="맑은 고딕" w:hAnsi="맑은 고딕" w:eastAsia="맑은 고딕"/>
+          <w:b/>
+          <w:color w:val="1F2937"/>
+          <w:sz w:val="21"/>
+        </w:rPr>
+        <w:t xml:space="preserve">국적: </w:t>
+      </w:r>
+      <w:r>
+        <w:rPr w:rFonts="맑은 고딕">
+          <w:rFonts w:ascii="맑은 고딕" w:hAnsi="맑은 고딕" w:eastAsia="맑은 고딕"/>
+          <w:b w:val="0"/>
+          <w:sz w:val="21"/>
+        </w:rPr>
+        <w:t>영국 (United Kingdom)</w:t>
+      </w:r>
+    </w:p>
+    <w:p>
+      <w:pPr>
+        <w:spacing w:line="324" w:lineRule="auto" w:after="80"/>
+      </w:pPr>
+      <w:r>
+        <w:rPr w:rFonts="맑은 고딕">
+          <w:rFonts w:ascii="맑은 고딕" w:hAnsi="맑은 고딕" w:eastAsia="맑은 고딕"/>
+          <w:b w:val="0"/>
+          <w:color w:val="6B7280"/>
+          <w:sz w:val="21"/>
+        </w:rPr>
+        <w:t xml:space="preserve">· </w:t>
+      </w:r>
+      <w:r>
+        <w:rPr w:rFonts="맑은 고딕">
+          <w:rFonts w:ascii="맑은 고딕" w:hAnsi="맑은 고딕" w:eastAsia="맑은 고딕"/>
+          <w:b/>
+          <w:color w:val="1F2937"/>
+          <w:sz w:val="21"/>
+        </w:rPr>
+        <w:t xml:space="preserve">생몰년도: </w:t>
+      </w:r>
+      <w:r>
+        <w:rPr w:rFonts="맑은 고딕">
+          <w:rFonts w:ascii="맑은 고딕" w:hAnsi="맑은 고딕" w:eastAsia="맑은 고딕"/>
+          <w:b w:val="0"/>
+          <w:sz w:val="21"/>
+        </w:rPr>
+        <w:t>1981년 결성</w:t>
+      </w:r>
+    </w:p>
+    <w:p>
+      <w:pPr>
+        <w:spacing w:line="324" w:lineRule="auto" w:after="80"/>
+      </w:pPr>
+      <w:r>
+        <w:rPr w:rFonts="맑은 고딕">
+          <w:rFonts w:ascii="맑은 고딕" w:hAnsi="맑은 고딕" w:eastAsia="맑은 고딕"/>
+          <w:b w:val="0"/>
+          <w:color w:val="6B7280"/>
+          <w:sz w:val="21"/>
+        </w:rPr>
+        <w:t xml:space="preserve">· </w:t>
+      </w:r>
+      <w:r>
+        <w:rPr w:rFonts="맑은 고딕">
+          <w:rFonts w:ascii="맑은 고딕" w:hAnsi="맑은 고딕" w:eastAsia="맑은 고딕"/>
+          <w:b/>
+          <w:color w:val="1F2937"/>
+          <w:sz w:val="21"/>
+        </w:rPr>
+        <w:t xml:space="preserve">그룹 소속: </w:t>
+      </w:r>
+      <w:r>
+        <w:rPr w:rFonts="맑은 고딕">
+          <w:rFonts w:ascii="맑은 고딕" w:hAnsi="맑은 고딕" w:eastAsia="맑은 고딕"/>
+          <w:b w:val="0"/>
+          <w:sz w:val="21"/>
+        </w:rPr>
+        <w:t>4인조 혼성 보컬 그룹 (바비 지, 셰릴 베이커, 제이 애스턴, 마이크 놀런)</w:t>
+      </w:r>
+    </w:p>
+    <w:p>
+      <w:pPr>
+        <w:spacing w:line="324" w:lineRule="auto" w:after="80"/>
+      </w:pPr>
+      <w:r>
+        <w:rPr w:rFonts="맑은 고딕">
+          <w:rFonts w:ascii="맑은 고딕" w:hAnsi="맑은 고딕" w:eastAsia="맑은 고딕"/>
+          <w:b w:val="0"/>
+          <w:color w:val="6B7280"/>
+          <w:sz w:val="21"/>
+        </w:rPr>
+        <w:t xml:space="preserve">· </w:t>
+      </w:r>
+      <w:r>
+        <w:rPr w:rFonts="맑은 고딕">
+          <w:rFonts w:ascii="맑은 고딕" w:hAnsi="맑은 고딕" w:eastAsia="맑은 고딕"/>
+          <w:b/>
+          <w:color w:val="1F2937"/>
+          <w:sz w:val="21"/>
+        </w:rPr>
+        <w:t xml:space="preserve">아티스트 소개: </w:t>
+      </w:r>
+      <w:r>
+        <w:rPr w:rFonts="맑은 고딕">
+          <w:rFonts w:ascii="맑은 고딕" w:hAnsi="맑은 고딕" w:eastAsia="맑은 고딕"/>
+          <w:b w:val="0"/>
+          <w:sz w:val="21"/>
+        </w:rPr>
+        <w:t>벅스 피즈는 아바(ABBA)의 계보를 잇는 정교한 4부 혼성 보컬 하모니와 세련된 무대 매너로 1980년대 브리티시 팝 씬을 사로잡은 전설적인 그룹입니다. 활력 넘치는 팝 댄스 넘버부터 감미로운 팝 발라드까지 폭넓은 음악적 스펙트럼을 구현하며, 유로팝 황금기를 견인한 대표적인 주자로 팝 음악사에 굵직한 족적을 남겼습니다.</w:t>
+      </w:r>
+    </w:p>
+    <w:p>
+      <w:pPr>
+        <w:spacing w:line="324" w:lineRule="auto" w:before="200" w:after="80"/>
+      </w:pPr>
+      <w:r>
+        <w:rPr w:rFonts="맑은 고딕">
+          <w:rFonts w:ascii="맑은 고딕" w:hAnsi="맑은 고딕" w:eastAsia="맑은 고딕"/>
+          <w:b/>
+          <w:color w:val="1E3A8A"/>
+          <w:sz w:val="24"/>
+        </w:rPr>
+        <w:t>3. 음반 상세 분석</w:t>
+      </w:r>
+    </w:p>
+    <w:p>
+      <w:pPr>
+        <w:spacing w:line="324" w:lineRule="auto" w:after="80"/>
+      </w:pPr>
+      <w:r>
+        <w:rPr w:rFonts="맑은 고딕">
+          <w:rFonts w:ascii="맑은 고딕" w:hAnsi="맑은 고딕" w:eastAsia="맑은 고딕"/>
+          <w:b w:val="0"/>
+          <w:color w:val="6B7280"/>
+          <w:sz w:val="21"/>
+        </w:rPr>
+        <w:t xml:space="preserve">· </w:t>
+      </w:r>
+      <w:r>
+        <w:rPr w:rFonts="맑은 고딕">
+          <w:rFonts w:ascii="맑은 고딕" w:hAnsi="맑은 고딕" w:eastAsia="맑은 고딕"/>
+          <w:b/>
+          <w:color w:val="1F2937"/>
+          <w:sz w:val="21"/>
+        </w:rPr>
+        <w:t xml:space="preserve">역사적 위치: </w:t>
+      </w:r>
+      <w:r>
+        <w:rPr w:rFonts="맑은 고딕">
+          <w:rFonts w:ascii="맑은 고딕" w:hAnsi="맑은 고딕" w:eastAsia="맑은 고딕"/>
+          <w:b w:val="0"/>
+          <w:sz w:val="21"/>
+        </w:rPr>
+        <w:t>본 작화는 유로비전 우승곡 중심의 단발성 기획 음반이라는 세간의 편견을 불식시키고, 앨범 전체의 유기적인 완성도를 증명해 낸 명반입니다. 1980년대 초반 유행하던 포스트 디스코와 뉴웨이브의 물결 속에서 순수한 멜로디의 힘과 세련된 보컬 편곡을 완벽히 복원해 냄으로써, 브리티시 팝이 세계적인 주류로 뻗어나가는 교두보 역할을 수행한 작품으로 평가받습니다.</w:t>
+      </w:r>
+    </w:p>
+    <w:p>
+      <w:pPr>
+        <w:spacing w:line="324" w:lineRule="auto" w:after="80"/>
+      </w:pPr>
+      <w:r>
+        <w:rPr w:rFonts="맑은 고딕">
+          <w:rFonts w:ascii="맑은 고딕" w:hAnsi="맑은 고딕" w:eastAsia="맑은 고딕"/>
+          <w:b w:val="0"/>
+          <w:color w:val="6B7280"/>
+          <w:sz w:val="21"/>
+        </w:rPr>
+        <w:t xml:space="preserve">· </w:t>
+      </w:r>
+      <w:r>
+        <w:rPr w:rFonts="맑은 고딕">
+          <w:rFonts w:ascii="맑은 고딕" w:hAnsi="맑은 고딕" w:eastAsia="맑은 고딕"/>
+          <w:b/>
+          <w:color w:val="1F2937"/>
+          <w:sz w:val="21"/>
+        </w:rPr>
+        <w:t xml:space="preserve">시대의 흔적(스토리텔링): </w:t>
+      </w:r>
+      <w:r>
+        <w:rPr w:rFonts="맑은 고딕">
+          <w:rFonts w:ascii="맑은 고딕" w:hAnsi="맑은 고딕" w:eastAsia="맑은 고딕"/>
+          <w:b w:val="0"/>
+          <w:sz w:val="21"/>
+        </w:rPr>
+        <w:t>1980년대 초 암울했던 경제적 불황을 딛고 피어난 당시 청춘들의 해맑은 낙관주의와 밝고 따뜻한 에너지가 오롯이 투영되어 있습니다. 화려한 패션과 경쾌한 멜로디 뒤편으로 흐르는 아련하고 서정적인 감수성은, 라디오와 LP를 통해 세상을 만나고 청춘의 꿈을 키워가던 그 시절 아날로그 세대들의 순수한 정서를 생생히 복원해 냅니다.</w:t>
+      </w:r>
+    </w:p>
+    <w:p>
+      <w:pPr>
+        <w:spacing w:line="324" w:lineRule="auto" w:before="200" w:after="80"/>
+      </w:pPr>
+      <w:r>
+        <w:rPr w:rFonts="맑은 고딕">
+          <w:rFonts w:ascii="맑은 고딕" w:hAnsi="맑은 고딕" w:eastAsia="맑은 고딕"/>
+          <w:b/>
+          <w:color w:val="1E3A8A"/>
+          <w:sz w:val="24"/>
+        </w:rPr>
+        <w:t>4. 주요 수록곡 및 감상 제언</w:t>
+      </w:r>
+    </w:p>
+    <w:p>
+      <w:pPr>
+        <w:spacing w:line="324" w:lineRule="auto" w:after="80"/>
+      </w:pPr>
+      <w:r>
+        <w:rPr w:rFonts="맑은 고딕">
+          <w:rFonts w:ascii="맑은 고딕" w:hAnsi="맑은 고딕" w:eastAsia="맑은 고딕"/>
+          <w:b w:val="0"/>
+          <w:color w:val="6B7280"/>
+          <w:sz w:val="21"/>
+        </w:rPr>
+        <w:t xml:space="preserve">· </w:t>
+      </w:r>
+      <w:r>
+        <w:rPr w:rFonts="맑은 고딕">
+          <w:rFonts w:ascii="맑은 고딕" w:hAnsi="맑은 고딕" w:eastAsia="맑은 고딕"/>
+          <w:b/>
+          <w:color w:val="1F2937"/>
+          <w:sz w:val="21"/>
+        </w:rPr>
+        <w:t xml:space="preserve">주요 수록곡 특징: </w:t>
+      </w:r>
+      <w:r>
+        <w:rPr w:rFonts="맑은 고딕">
+          <w:rFonts w:ascii="맑은 고딕" w:hAnsi="맑은 고딕" w:eastAsia="맑은 고딕"/>
+          <w:b w:val="0"/>
+          <w:sz w:val="21"/>
+        </w:rPr>
+        <w:t>유럽 전역의 차트를 석권하며 시대를 대표하는 찬가가 된 쾌활한 로큰롤 풍의 "Making Your Mind Up"을 필두로, 탄탄한 리듬감과 드라마틱한 멜로디 전개가 돋보이는 "Piece of the Action", 그리고 서정미 짙은 혼성 화음이 가슴을 울리는 "One of Those Nights"에 이르기까지 다채롭고 격조 높은 팝의 미학을 균형 있게 보여줍니다.</w:t>
+      </w:r>
+    </w:p>
+    <w:p>
+      <w:pPr>
+        <w:spacing w:line="324" w:lineRule="auto" w:after="80"/>
+      </w:pPr>
+      <w:r>
+        <w:rPr w:rFonts="맑은 고딕">
+          <w:rFonts w:ascii="맑은 고딕" w:hAnsi="맑은 고딕" w:eastAsia="맑은 고딕"/>
+          <w:b w:val="0"/>
+          <w:color w:val="6B7280"/>
+          <w:sz w:val="21"/>
+        </w:rPr>
+        <w:t xml:space="preserve">· </w:t>
+      </w:r>
+      <w:r>
+        <w:rPr w:rFonts="맑은 고딕">
+          <w:rFonts w:ascii="맑은 고딕" w:hAnsi="맑은 고딕" w:eastAsia="맑은 고딕"/>
+          <w:b/>
+          <w:color w:val="1F2937"/>
+          <w:sz w:val="21"/>
+        </w:rPr>
+        <w:t xml:space="preserve">빈티지 감상 제언: </w:t>
+      </w:r>
+      <w:r>
+        <w:rPr w:rFonts="맑은 고딕">
+          <w:rFonts w:ascii="맑은 고딕" w:hAnsi="맑은 고딕" w:eastAsia="맑은 고딕"/>
+          <w:b w:val="0"/>
+          <w:sz w:val="21"/>
+        </w:rPr>
+        <w:t>디지털 음원에서 느끼기 어려운 베이스라인의 자연스러운 울림과 풍성한 중음역대의 보컬 질감이 진공관 앰프를 거칠 때 비로소 진가를 발휘합니다. 턴테이블의 바늘이 림(Rim)을 타고 내려앉으며 전해지는 특유의 따스한 공간감 속에서, 네 멤버의 목소리가 겹겹이 쌓여 피어나는 아날로그 하모니의 입체감을 집중해 음미해 보시길 권합니다.</w:t>
+      </w:r>
+    </w:p>
+    <w:p>
+      <w:pPr>
+        <w:spacing w:line="324" w:lineRule="auto" w:after="80"/>
+      </w:pPr>
+      <w:r>
+        <w:rPr w:rFonts="맑은 고딕">
+          <w:rFonts w:ascii="맑은 고딕" w:hAnsi="맑은 고딕" w:eastAsia="맑은 고딕"/>
+          <w:b w:val="0"/>
+          <w:color w:val="6B7280"/>
+          <w:sz w:val="21"/>
+        </w:rPr>
+        <w:t xml:space="preserve">· </w:t>
+      </w:r>
+      <w:r>
+        <w:rPr w:rFonts="맑은 고딕">
+          <w:rFonts w:ascii="맑은 고딕" w:hAnsi="맑은 고딕" w:eastAsia="맑은 고딕"/>
+          <w:b/>
+          <w:color w:val="1F2937"/>
+          <w:sz w:val="21"/>
+        </w:rPr>
+        <w:t xml:space="preserve">소장 가치: </w:t>
+      </w:r>
+      <w:r>
+        <w:rPr w:rFonts="맑은 고딕">
+          <w:rFonts w:ascii="맑은 고딕" w:hAnsi="맑은 고딕" w:eastAsia="맑은 고딕"/>
+          <w:b w:val="0"/>
+          <w:sz w:val="21"/>
+        </w:rPr>
+        <w:t>유로팝 역사의 찬란한 전환점을 기록한 역사적 유산이자, 1980년대 특유의 청량한 아날로그 믹싱 기술이 고스란히 담겨 있어 LP 수집가들에게 시대를 초월한 소장 가치를 지닙니다.</w:t>
+      </w:r>
+    </w:p>
+    <w:p>
+      <w:pPr>
+        <w:spacing w:line="324" w:lineRule="auto" w:after="120" w:before="160"/>
+      </w:pPr>
+      <w:r>
+        <w:rPr w:rFonts="맑은 고딕">
+          <w:rFonts w:ascii="맑은 고딕" w:hAnsi="맑은 고딕" w:eastAsia="맑은 고딕"/>
+          <w:b/>
+          <w:color w:val="4338CA"/>
+          <w:sz w:val="21"/>
+        </w:rPr>
+        <w:t>이 음반을 통해 푸르른 젊음의 싱그러움과 아날로그 사운드가 전해주는 감동을 다시 한번 경험해 보시는 것은 어떨까요?</w:t>
       </w:r>
     </w:p>
     <w:sectPr>
       <w:pgSz w:w="12240" w:h="15840"/>
-      <w:pgMar w:top="1440" w:right="1440" w:bottom="1440" w:left="1440" w:header="720" w:footer="720" w:gutter="0"/>
+      <w:pgMar w:top="1152" w:right="1296" w:bottom="1152" w:left="1296" w:header="720" w:footer="720" w:gutter="0"/>
       <w:cols w:space="720"/>
       <w:docGrid w:linePitch="360"/>
     </w:sectPr>

--- a/word_reports/LP_0099_위치_333_Bucks Fizz_Bucks Fizz.docx
+++ b/word_reports/LP_0099_위치_333_Bucks Fizz_Bucks Fizz.docx
@@ -32,7 +32,7 @@
     </w:p>
     <w:p>
       <w:pPr>
-        <w:spacing w:line="324" w:lineRule="auto" w:before="80" w:after="160"/>
+        <w:spacing w:line="324" w:lineRule="auto" w:before="80" w:after="120"/>
       </w:pPr>
       <w:r>
         <w:rPr w:rFonts="맑은 고딕">
@@ -42,13 +42,6 @@
           <w:sz w:val="22"/>
         </w:rPr>
         <w:t xml:space="preserve">[음반 소개] </w:t>
-      </w:r>
-      <w:r>
-        <w:rPr w:rFonts="맑은 고딕">
-          <w:rFonts w:ascii="맑은 고딕" w:hAnsi="맑은 고딕" w:eastAsia="맑은 고딕"/>
-          <w:b w:val="0"/>
-          <w:sz w:val="21"/>
-        </w:rPr>
       </w:r>
     </w:p>
     <w:p>
@@ -61,7 +54,33 @@
           <w:b w:val="0"/>
           <w:sz w:val="21"/>
         </w:rPr>
-        <w:t>1980년대 초 찬란하게 피어오른 유러피언 팝의 정점에서 발표된 벅스 피즈의 셀프 타이틀 데뷔 음반은 청명한 보컬 하모니와 눈부신 멜로디의 미학을 고스란히 품고 있습니다. 1981년 유로비전 송 콘테스트 무대를 뒤흔들며 혜성처럼 등장한 네 명의 젊은이가 빚어낸 사운드는, 단순한 댄스 팝의 범주를 넘어 한 시대의 낭만과 역동성을 서정적으로 대변합니다. 정교한 프로덕션 아래 흐르는 청량한 어쿠스틱과 신시사이저의 조화는 듣는 이로 하여금 영원히 퇴색되지 않을 찬란한 젊음의 한순간으로 이끕니다. 턴테이블 위에서 회전하는 소릿골마다 아로새겨진 이들의 순수한 음악적 열정은 지금까지도 반짝이는 노스탤지어를 선사합니다.</w:t>
+        <w:t>1981년, 전 유럽을 열광의 도가니로 몰아넣었던 유로비전 송 콘테스트의 무대 위에서 한 줄기 눈부신 섬광처럼 등장한 벅스 피즈(Bucks Fizz)의 셀프 타이틀 데뷔 앨범은, 찬란했던 80년대 브리티시 팝의 황금기를 알리는 서막과도 같은 작품입니다. 아바(ABBA)의 영광을 잇는 남녀 혼성 4인조의 완벽한 하모니와 세련된 비주얼 퍼포먼스로 무장한 이들은, 유로비전 우승곡 ‘Making Your Mind Up’의 폭발적인 성공에 안주하지 않고, 웰메이드 팝 음반이 도달할 수 있는 가장 우아하고도 경쾌한 미학을 본 작에 오롯이 담아냈습니다.</w:t>
+      </w:r>
+    </w:p>
+    <w:p>
+      <w:pPr>
+        <w:spacing w:line="324" w:lineRule="auto" w:after="120"/>
+      </w:pPr>
+      <w:r>
+        <w:rPr w:rFonts="맑은 고딕">
+          <w:rFonts w:ascii="맑은 고딕" w:hAnsi="맑은 고딕" w:eastAsia="맑은 고딕"/>
+          <w:b w:val="0"/>
+          <w:sz w:val="21"/>
+        </w:rPr>
+        <w:t>프로듀서 앤디 힐(Andy Hill)의 정교한 조율 아래 완성된 본 작은 당대 영국 대중음악계의 수준 높은 스튜디오 테크놀로지와 작곡 역량이 집약된 정수라 할 수 있습니다. 80년대 초반의 팝 음악이 종종 화려한 겉치레에 가려지곤 했던 것과 달리, 벅스 피즈의 이 음반은 네 명의 보컬리스트가 빚어내는 풍성한 성악적 블렌딩과 탄탄한 멜로디 라인을 통해 순수한 음악적 기쁨을 선사합니다. 청춘의 생동감과 사랑의 설렘을 직관적으로 그려낸 음악적 서사는 대중으로 하여금 각박한 현실을 잊고 눈부신 낭만의 세계로 침잠하게 만드는 강력한 흡인력을 발휘했습니다.</w:t>
+      </w:r>
+    </w:p>
+    <w:p>
+      <w:pPr>
+        <w:spacing w:line="324" w:lineRule="auto" w:after="120"/>
+      </w:pPr>
+      <w:r>
+        <w:rPr w:rFonts="맑은 고딕">
+          <w:rFonts w:ascii="맑은 고딕" w:hAnsi="맑은 고딕" w:eastAsia="맑은 고딕"/>
+          <w:b w:val="0"/>
+          <w:sz w:val="21"/>
+        </w:rPr>
+        <w:t>세월이 반세기를 향해 흘러간 지금도 이 음반이 빛을 잃지 않는 이유는, 유행에 매몰되지 않은 팝 멜로디 특유의 보편적 온기와 아날로그 세션의 유려한 질감 덕분입니다. 단순한 댄스 팝 그룹의 기획 음반이라는 편견을 보기 좋게 깨부수며, 팝 음악이 지녀야 할 최상의 미덕인 명징한 멜로디와 서정적인 울림을 완벽하게 구현해 낸 이 데뷔작은 오늘날에도 변함없이 설레는 벅찬 감동을 안겨줍니다.</w:t>
       </w:r>
     </w:p>
     <w:p>
@@ -168,7 +187,7 @@
           <w:b w:val="0"/>
           <w:sz w:val="21"/>
         </w:rPr>
-        <w:t>1981년 7월 영국 RCA 레코드를 통해 발매된 벅스 피즈의 정규 1집 데뷔 앨범으로, 당대 최고의 팝 프로듀서 앤디 힐(Andy Hill)의 지휘 아래 세련된 브리티시 팝의 진수를 담아 기획·제작되었습니다.</w:t>
+        <w:t>1981년 7월 영국 RCA 레코드를 통해 발매된 벅스 피즈의 역사적인 데뷔 스튜디오 앨범으로, 유로비전 송 콘테스트 우승 직후 전 유럽의 뜨거운 찬사 속에 발매되었습니다.</w:t>
       </w:r>
     </w:p>
     <w:p>
@@ -199,7 +218,7 @@
           <w:b w:val="0"/>
           <w:sz w:val="21"/>
         </w:rPr>
-        <w:t>발매 직후 영국 앨범 차트 14위에 올랐으며, 자국 내에서만 10만 장 이상의 판매고를 올려 영국음반산업협회(BPI) 골드 디스크를 획득하는 등 유럽 전역에서 대단한 상업적 성공을 거두었습니다.</w:t>
+        <w:t>발매 직후 영국 앨범 차트 14위에 오르고 BPI(영국음반산업협회) 골드(Gold) 인증을 획득하였으며, 수록된 싱글들이 연이어 유럽 전역 차트 최상위권을 휩쓸며 막대한 상업적 성공을 거두었습니다.</w:t>
       </w:r>
     </w:p>
     <w:p>
@@ -230,7 +249,7 @@
           <w:b w:val="0"/>
           <w:sz w:val="21"/>
         </w:rPr>
-        <w:t>앨범의 리드 싱글 "Making Your Mind Up"이 1981년 유로비전 송 콘테스트에서 영예의 그랑프리(우승)를 차지하였으며, 유수의 유럽 팝 어워드에서 올해의 신인 그룹으로 집중 조명을 받았습니다.</w:t>
+        <w:t>1981년 유로비전 송 콘테스트(Eurovision Song Contest) 대상 수상(수록곡 'Making Your Mind Up') 및 유수의 음악 전문지에서 선정한 당해 최고의 신인 팝 그룹으로 공인받았습니다.</w:t>
       </w:r>
     </w:p>
     <w:p>
@@ -337,7 +356,7 @@
           <w:b w:val="0"/>
           <w:sz w:val="21"/>
         </w:rPr>
-        <w:t>4인조 혼성 보컬 그룹 (바비 지, 셰릴 베이커, 제이 애스턴, 마이크 놀런)</w:t>
+        <w:t>4인조 혼성 보컬 팝 그룹 (바비 지, 셰릴 베이커, 마이크 놀란, 제이 애스턴)</w:t>
       </w:r>
     </w:p>
     <w:p>
@@ -368,7 +387,7 @@
           <w:b w:val="0"/>
           <w:sz w:val="21"/>
         </w:rPr>
-        <w:t>벅스 피즈는 아바(ABBA)의 계보를 잇는 정교한 4부 혼성 보컬 하모니와 세련된 무대 매너로 1980년대 브리티시 팝 씬을 사로잡은 전설적인 그룹입니다. 활력 넘치는 팝 댄스 넘버부터 감미로운 팝 발라드까지 폭넓은 음악적 스펙트럼을 구현하며, 유로팝 황금기를 견인한 대표적인 주자로 팝 음악사에 굵직한 족적을 남겼습니다.</w:t>
+        <w:t>벅스 피즈는 아바의 계보를 잇는 정교한 4부 보컬 하모니와 브리티시 팝의 세련된 감수성을 결합하여 1980년대 초반 유러피언 팝 씬을 호령한 독보적인 그룹입니다. 밝고 역동적인 무대 매너 이면에 탄탄한 가창력과 뛰어난 음악적 완성도를 겸비하여 팝 역사에 굵직한 족적을 남겼습니다.</w:t>
       </w:r>
     </w:p>
     <w:p>
@@ -413,7 +432,7 @@
           <w:b w:val="0"/>
           <w:sz w:val="21"/>
         </w:rPr>
-        <w:t>본 작화는 유로비전 우승곡 중심의 단발성 기획 음반이라는 세간의 편견을 불식시키고, 앨범 전체의 유기적인 완성도를 증명해 낸 명반입니다. 1980년대 초반 유행하던 포스트 디스코와 뉴웨이브의 물결 속에서 순수한 멜로디의 힘과 세련된 보컬 편곡을 완벽히 복원해 냄으로써, 브리티시 팝이 세계적인 주류로 뻗어나가는 교두보 역할을 수행한 작품으로 평가받습니다.</w:t>
+        <w:t>유로비전 출신 아티스트는 '일회성 반짝 스타'에 그친다는 통념을 깨부수고, 정규 앨범 전체의 탄탄한 구성미를 통해 브리티시 팝의 클래식 반열에 오른 수작입니다.</w:t>
       </w:r>
     </w:p>
     <w:p>
@@ -444,7 +463,7 @@
           <w:b w:val="0"/>
           <w:sz w:val="21"/>
         </w:rPr>
-        <w:t>1980년대 초 암울했던 경제적 불황을 딛고 피어난 당시 청춘들의 해맑은 낙관주의와 밝고 따뜻한 에너지가 오롯이 투영되어 있습니다. 화려한 패션과 경쾌한 멜로디 뒤편으로 흐르는 아련하고 서정적인 감수성은, 라디오와 LP를 통해 세상을 만나고 청춘의 꿈을 키워가던 그 시절 아날로그 세대들의 순수한 정서를 생생히 복원해 냅니다.</w:t>
+        <w:t>1980년대 초 경제적 불황과 사회적 격변을 겪던 영국 사회에 청량한 활력과 희망을 불어넣었던 청춘의 찬가로, 당시 젊은 세대의 해방감과 낭만적 감성을 고스란히 담아내고 있습니다.</w:t>
       </w:r>
     </w:p>
     <w:p>
@@ -489,7 +508,99 @@
           <w:b w:val="0"/>
           <w:sz w:val="21"/>
         </w:rPr>
-        <w:t>유럽 전역의 차트를 석권하며 시대를 대표하는 찬가가 된 쾌활한 로큰롤 풍의 "Making Your Mind Up"을 필두로, 탄탄한 리듬감과 드라마틱한 멜로디 전개가 돋보이는 "Piece of the Action", 그리고 서정미 짙은 혼성 화음이 가슴을 울리는 "One of Those Nights"에 이르기까지 다채롭고 격조 높은 팝의 미학을 균형 있게 보여줍니다.</w:t>
+      </w:r>
+    </w:p>
+    <w:p>
+      <w:pPr>
+        <w:spacing w:line="324" w:lineRule="auto" w:after="80"/>
+      </w:pPr>
+      <w:r>
+        <w:rPr w:rFonts="맑은 고딕">
+          <w:rFonts w:ascii="맑은 고딕" w:hAnsi="맑은 고딕" w:eastAsia="맑은 고딕"/>
+          <w:b w:val="0"/>
+          <w:color w:val="6B7280"/>
+          <w:sz w:val="21"/>
+        </w:rPr>
+        <w:t xml:space="preserve">· </w:t>
+      </w:r>
+      <w:r>
+        <w:rPr w:rFonts="맑은 고딕">
+          <w:rFonts w:ascii="맑은 고딕" w:hAnsi="맑은 고딕" w:eastAsia="맑은 고딕"/>
+          <w:b/>
+          <w:color w:val="1F2937"/>
+          <w:sz w:val="21"/>
+        </w:rPr>
+        <w:t xml:space="preserve">"Making Your Mind Up": </w:t>
+      </w:r>
+      <w:r>
+        <w:rPr w:rFonts="맑은 고딕">
+          <w:rFonts w:ascii="맑은 고딕" w:hAnsi="맑은 고딕" w:eastAsia="맑은 고딕"/>
+          <w:b w:val="0"/>
+          <w:sz w:val="21"/>
+        </w:rPr>
+        <w:t>50년대 로큰롤의 흥겨운 리듬과 현대적 팝 감각이 절묘하게 조화된 불멸의 명곡이자 앨범의 포문을 여는 에너제틱한 트랙.</w:t>
+      </w:r>
+    </w:p>
+    <w:p>
+      <w:pPr>
+        <w:spacing w:line="324" w:lineRule="auto" w:after="80"/>
+      </w:pPr>
+      <w:r>
+        <w:rPr w:rFonts="맑은 고딕">
+          <w:rFonts w:ascii="맑은 고딕" w:hAnsi="맑은 고딕" w:eastAsia="맑은 고딕"/>
+          <w:b w:val="0"/>
+          <w:color w:val="6B7280"/>
+          <w:sz w:val="21"/>
+        </w:rPr>
+        <w:t xml:space="preserve">· </w:t>
+      </w:r>
+      <w:r>
+        <w:rPr w:rFonts="맑은 고딕">
+          <w:rFonts w:ascii="맑은 고딕" w:hAnsi="맑은 고딕" w:eastAsia="맑은 고딕"/>
+          <w:b/>
+          <w:color w:val="1F2937"/>
+          <w:sz w:val="21"/>
+        </w:rPr>
+        <w:t xml:space="preserve">"Piece of the Action": </w:t>
+      </w:r>
+      <w:r>
+        <w:rPr w:rFonts="맑은 고딕">
+          <w:rFonts w:ascii="맑은 고딕" w:hAnsi="맑은 고딕" w:eastAsia="맑은 고딕"/>
+          <w:b w:val="0"/>
+          <w:sz w:val="21"/>
+        </w:rPr>
+        <w:t>질주하는 베이스라인과 드라마틱한 보컬 전개가 돋보이는 곡으로 그룹의 세련된 음악성을 증명하는 수작.</w:t>
+      </w:r>
+    </w:p>
+    <w:p>
+      <w:pPr>
+        <w:spacing w:line="324" w:lineRule="auto" w:after="80"/>
+      </w:pPr>
+      <w:r>
+        <w:rPr w:rFonts="맑은 고딕">
+          <w:rFonts w:ascii="맑은 고딕" w:hAnsi="맑은 고딕" w:eastAsia="맑은 고딕"/>
+          <w:b w:val="0"/>
+          <w:color w:val="6B7280"/>
+          <w:sz w:val="21"/>
+        </w:rPr>
+        <w:t xml:space="preserve">· </w:t>
+      </w:r>
+      <w:r>
+        <w:rPr w:rFonts="맑은 고딕">
+          <w:rFonts w:ascii="맑은 고딕" w:hAnsi="맑은 고딕" w:eastAsia="맑은 고딕"/>
+          <w:b/>
+          <w:color w:val="1F2937"/>
+          <w:sz w:val="21"/>
+        </w:rPr>
+        <w:t xml:space="preserve">"One of Those Nights": </w:t>
+      </w:r>
+      <w:r>
+        <w:rPr w:rFonts="맑은 고딕">
+          <w:rFonts w:ascii="맑은 고딕" w:hAnsi="맑은 고딕" w:eastAsia="맑은 고딕"/>
+          <w:b w:val="0"/>
+          <w:sz w:val="21"/>
+        </w:rPr>
+        <w:t>서정적인 멜로디와 애틋한 하모니가 깊은 여운을 남기는 곡으로, 멤버들의 섬세한 감정 표현이 돋보이는 발라드.</w:t>
       </w:r>
     </w:p>
     <w:p>
@@ -520,7 +631,7 @@
           <w:b w:val="0"/>
           <w:sz w:val="21"/>
         </w:rPr>
-        <w:t>디지털 음원에서 느끼기 어려운 베이스라인의 자연스러운 울림과 풍성한 중음역대의 보컬 질감이 진공관 앰프를 거칠 때 비로소 진가를 발휘합니다. 턴테이블의 바늘이 림(Rim)을 타고 내려앉으며 전해지는 특유의 따스한 공간감 속에서, 네 멤버의 목소리가 겹겹이 쌓여 피어나는 아날로그 하모니의 입체감을 집중해 음미해 보시길 권합니다.</w:t>
+        <w:t>80년대 초반 아날로그 레코딩 특유의 공간감과 두터운 리듬 파트가 돋보이므로, 진공관 앰프의 따뜻한 배음과 턴테이블의 자연스러운 카트리지 트래킹을 통해 감상할 때 보컬 하모니의 층위가 한층 입체적이고 포근하게 다가옵니다.</w:t>
       </w:r>
     </w:p>
     <w:p>
@@ -551,7 +662,7 @@
           <w:b w:val="0"/>
           <w:sz w:val="21"/>
         </w:rPr>
-        <w:t>유로팝 역사의 찬란한 전환점을 기록한 역사적 유산이자, 1980년대 특유의 청량한 아날로그 믹싱 기술이 고스란히 담겨 있어 LP 수집가들에게 시대를 초월한 소장 가치를 지닙니다.</w:t>
+        <w:t>유로비전 역사상 가장 빛나는 순간을 박제한 상징적인 음반이자, RCA 특유의 밀도 높은 80년대 아날로그 프레싱 음질을 온전히 소장할 수 있어 빈티지 팝 바이닐 컬렉터라면 필히 턴테이블 곁에 두어야 할 음반입니다.</w:t>
       </w:r>
     </w:p>
     <w:p>
@@ -565,7 +676,7 @@
           <w:color w:val="4338CA"/>
           <w:sz w:val="21"/>
         </w:rPr>
-        <w:t>이 음반을 통해 푸르른 젊음의 싱그러움과 아날로그 사운드가 전해주는 감동을 다시 한번 경험해 보시는 것은 어떨까요?</w:t>
+        <w:t>이 음반을 통해 찬란했던 80년대 초반의 눈부신 햇살과 순수했던 청춘의 하모니가 전해주는 감동을 다시 한번 경험해 보시는 것은 어떨까요?</w:t>
       </w:r>
     </w:p>
     <w:sectPr>
